--- a/pr-preview/pr-375/chapters/notation.docx
+++ b/pr-preview/pr-375/chapters/notation.docx
@@ -15,7 +15,7 @@
         <w:pStyle w:val="Date"/>
       </w:pPr>
       <w:r>
-        <w:t xml:space="preserve">Last modified: 2026-10-26 13:57:49 (PDT)</w:t>
+        <w:t xml:space="preserve">Last modified: 2026-10-26 14:07:20 (PDT)</w:t>
       </w:r>
     </w:p>
     <w:tbl>

--- a/pr-preview/pr-375/chapters/notation.docx
+++ b/pr-preview/pr-375/chapters/notation.docx
@@ -15,7 +15,7 @@
         <w:pStyle w:val="Date"/>
       </w:pPr>
       <w:r>
-        <w:t xml:space="preserve">Last modified: 2026-10-26 14:07:20 (PDT)</w:t>
+        <w:t xml:space="preserve">Last modified: 2026-10-27 20:05:13 (PDT)</w:t>
       </w:r>
     </w:p>
     <w:tbl>

--- a/pr-preview/pr-375/chapters/notation.docx
+++ b/pr-preview/pr-375/chapters/notation.docx
@@ -15,7 +15,7 @@
         <w:pStyle w:val="Date"/>
       </w:pPr>
       <w:r>
-        <w:t xml:space="preserve">Last modified: 2026-10-27 20:05:13 (PDT)</w:t>
+        <w:t xml:space="preserve">Last modified: 2026-10-27 20:28:16 (PDT)</w:t>
       </w:r>
     </w:p>
     <w:tbl>
@@ -12454,13 +12454,16 @@
         <w:t xml:space="preserve"> </w:t>
       </w:r>
       <w:r>
-        <w:t xml:space="preserve">For example, write the expected squared error</w:t>
-      </w:r>
-      <w:r>
-        <w:t xml:space="preserve"> </w:t>
-      </w:r>
-      <w:r>
-        <w:t xml:space="preserve">as the squared bias plus the variance plus the irreducible error,</w:t>
+        <w:t xml:space="preserve">For example, write the expected squared prediction error</w:t>
+      </w:r>
+      <w:r>
+        <w:t xml:space="preserve"> </w:t>
+      </w:r>
+      <w:r>
+        <w:t xml:space="preserve">as the squared bias plus the variance plus the residual variance,</w:t>
+      </w:r>
+      <w:r>
+        <w:t xml:space="preserve"> </w:t>
       </w:r>
       <w:r>
         <w:t xml:space="preserve"> </w:t>
